--- a/Từng bước nâng cấp prompt Game.docx
+++ b/Từng bước nâng cấp prompt Game.docx
@@ -250,10 +250,7 @@
     </w:p>
     <w:p>
       <w:r>
-        <w:t>3</w:t>
-      </w:r>
-      <w:r>
-        <w:t xml:space="preserve"> - </w:t>
+        <w:t xml:space="preserve">3 - </w:t>
       </w:r>
       <w:r>
         <w:t xml:space="preserve">Build a 3D </w:t>
@@ -262,13 +259,7 @@
         <w:rPr>
           <w:color w:val="70AD47" w:themeColor="accent6"/>
         </w:rPr>
-        <w:t>pixel art</w:t>
-      </w:r>
-      <w:r>
-        <w:rPr>
-          <w:color w:val="70AD47" w:themeColor="accent6"/>
-        </w:rPr>
-        <w:t xml:space="preserve"> </w:t>
+        <w:t xml:space="preserve">pixel art </w:t>
       </w:r>
       <w:r>
         <w:t>lumberjack math game. Chop trees, collect numbered logs, then combine them with +, -, × at workbenches to hit target numbers. Cozy dark forest atmosphere, gold UI accents, Three.js with shadows and fog.</w:t>
@@ -387,10 +378,7 @@
     <w:p>
       <w:r>
         <w:lastRenderedPageBreak/>
-        <w:t>5</w:t>
-      </w:r>
-      <w:r>
-        <w:t xml:space="preserve"> - </w:t>
+        <w:t xml:space="preserve">5 - </w:t>
       </w:r>
       <w:r>
         <w:t xml:space="preserve">Build a 3D </w:t>
@@ -455,10 +443,7 @@
     </w:p>
     <w:p>
       <w:r>
-        <w:t>6</w:t>
-      </w:r>
-      <w:r>
-        <w:t xml:space="preserve"> - </w:t>
+        <w:t xml:space="preserve">6 - </w:t>
       </w:r>
       <w:r>
         <w:t xml:space="preserve">Build a 3D </w:t>
@@ -523,10 +508,7 @@
     </w:p>
     <w:p>
       <w:r>
-        <w:t>7</w:t>
-      </w:r>
-      <w:r>
-        <w:t xml:space="preserve"> - </w:t>
+        <w:t xml:space="preserve">7 - </w:t>
       </w:r>
       <w:r>
         <w:t xml:space="preserve">Build a 3D </w:t>
@@ -535,13 +517,7 @@
         <w:rPr>
           <w:color w:val="00B0F0"/>
         </w:rPr>
-        <w:t>isometric</w:t>
-      </w:r>
-      <w:r>
-        <w:rPr>
-          <w:color w:val="00B0F0"/>
-        </w:rPr>
-        <w:t xml:space="preserve"> </w:t>
+        <w:t xml:space="preserve">isometric </w:t>
       </w:r>
       <w:r>
         <w:t>lumberjack math game. Chop trees, collect numbered logs, then combine them with +, -, × at workbenches to hit target numbers. Cozy dark forest atmosphere, gold UI accents, Three.js with shadows and fog.</w:t>
@@ -924,6 +900,27 @@
           <w:bCs/>
         </w:rPr>
         <w:t>:</w:t>
+      </w:r>
+      <w:r>
+        <w:rPr>
+          <w:b/>
+          <w:bCs/>
+        </w:rPr>
+        <w:t xml:space="preserve"> (test tại </w:t>
+      </w:r>
+      <w:r>
+        <w:rPr>
+          <w:b/>
+          <w:bCs/>
+        </w:rPr>
+        <w:t>https://app.lumosity.com/games</w:t>
+      </w:r>
+      <w:r>
+        <w:rPr>
+          <w:b/>
+          <w:bCs/>
+        </w:rPr>
+        <w:t>)</w:t>
       </w:r>
       <w:r>
         <w:rPr>
@@ -2096,6 +2093,7 @@
   <w:style w:type="character" w:default="1" w:styleId="DefaultParagraphFont">
     <w:name w:val="Default Paragraph Font"/>
     <w:uiPriority w:val="1"/>
+    <w:semiHidden/>
     <w:unhideWhenUsed/>
   </w:style>
   <w:style w:type="table" w:default="1" w:styleId="TableNormal">
